--- a/TP/preguntas.docx
+++ b/TP/preguntas.docx
@@ -35,11 +35,11 @@
       </w:r>
       <w:r>
         <w:br/>
-        <w:t>-ventas h</w:t>
+        <w:t xml:space="preserve">-ventas </w:t>
       </w:r>
       <w:proofErr w:type="spellStart"/>
       <w:r>
-        <w:t>istoricas</w:t>
+        <w:t>historicas</w:t>
       </w:r>
       <w:proofErr w:type="spellEnd"/>
       <w:r>
@@ -96,7 +96,24 @@
         <w:t>: 3 faltante</w:t>
       </w:r>
     </w:p>
-    <w:p/>
+    <w:p>
+      <w:pPr>
+        <w:rPr>
+          <w:u w:val="single"/>
+        </w:rPr>
+      </w:pPr>
+      <w:r>
+        <w:t>-</w:t>
+      </w:r>
+      <w:proofErr w:type="spellStart"/>
+      <w:r>
+        <w:t>dim_tiempo</w:t>
+      </w:r>
+      <w:proofErr w:type="spellEnd"/>
+      <w:r>
+        <w:t xml:space="preserve"> es conformada?</w:t>
+      </w:r>
+    </w:p>
     <w:sectPr>
       <w:pgSz w:w="11906" w:h="16838"/>
       <w:pgMar w:top="1417" w:right="1701" w:bottom="1417" w:left="1701" w:header="708" w:footer="708" w:gutter="0"/>
